--- a/Rodrigo/AI Full Stack Resume/Rodrigo Fernandez.docx
+++ b/Rodrigo/AI Full Stack Resume/Rodrigo Fernandez.docx
@@ -127,7 +127,7 @@
         <w:rPr>
           <w:szCs w:val="24"/>
         </w:rPr>
-        <w:t>www.linkedin.com/in/rodrigobermejo-fernández-9a5a0664</w:t>
+        <w:t>https://www.linkedin.com/in/rodrigo-bermejo-fern%C3%A1ndez-9a5a0664/</w:t>
       </w:r>
       <w:r>
         <w:rPr>
@@ -541,15 +541,7 @@
         <w:rPr>
           <w:szCs w:val="24"/>
         </w:rPr>
-        <w:t>, Background Job</w:t>
-      </w:r>
-      <w:bookmarkStart w:id="0" w:name="_GoBack"/>
-      <w:bookmarkEnd w:id="0"/>
-      <w:r>
-        <w:rPr>
-          <w:szCs w:val="24"/>
-        </w:rPr>
-        <w:t>s</w:t>
+        <w:t>, Background Jobs</w:t>
       </w:r>
     </w:p>
     <w:p>
@@ -1170,21 +1162,7 @@
         <w:rPr>
           <w:szCs w:val="24"/>
         </w:rPr>
-        <w:t xml:space="preserve">, improving rendering stability and reducing UI regression issues by </w:t>
-      </w:r>
-      <w:r>
-        <w:rPr>
-          <w:b/>
-          <w:bCs/>
-          <w:szCs w:val="24"/>
-        </w:rPr>
-        <w:t>31%</w:t>
-      </w:r>
-      <w:r>
-        <w:rPr>
-          <w:szCs w:val="24"/>
-        </w:rPr>
-        <w:t>.</w:t>
+        <w:t>, improving rendering stability and reducing UI regression issues.</w:t>
       </w:r>
     </w:p>
     <w:p>
@@ -1421,21 +1399,21 @@
         <w:rPr>
           <w:szCs w:val="24"/>
         </w:rPr>
-        <w:t xml:space="preserve"> services, improving maintainability and reducing production error rates by </w:t>
-      </w:r>
-      <w:r>
-        <w:rPr>
-          <w:b/>
-          <w:bCs/>
-          <w:szCs w:val="24"/>
-        </w:rPr>
-        <w:t>27%</w:t>
-      </w:r>
-      <w:r>
-        <w:rPr>
-          <w:szCs w:val="24"/>
-        </w:rPr>
-        <w:t>.</w:t>
+        <w:t xml:space="preserve"> services, improving </w:t>
+      </w:r>
+      <w:proofErr w:type="gramStart"/>
+      <w:r>
+        <w:rPr>
+          <w:szCs w:val="24"/>
+        </w:rPr>
+        <w:t>maintainability</w:t>
+      </w:r>
+      <w:proofErr w:type="gramEnd"/>
+      <w:r>
+        <w:rPr>
+          <w:szCs w:val="24"/>
+        </w:rPr>
+        <w:t xml:space="preserve"> and reducing production error rates.</w:t>
       </w:r>
     </w:p>
     <w:p>
@@ -1804,28 +1782,22 @@
         <w:rPr>
           <w:szCs w:val="24"/>
         </w:rPr>
-        <w:t xml:space="preserve">Improved internal search relevance by </w:t>
-      </w:r>
-      <w:r>
-        <w:rPr>
-          <w:b/>
-          <w:bCs/>
-          <w:szCs w:val="24"/>
-        </w:rPr>
-        <w:t>26%</w:t>
-      </w:r>
-      <w:r>
-        <w:rPr>
-          <w:szCs w:val="24"/>
-        </w:rPr>
-        <w:t xml:space="preserve"> by tuning </w:t>
+        <w:t xml:space="preserve">Improved internal search relevance by tuning </w:t>
       </w:r>
       <w:proofErr w:type="spellStart"/>
       <w:r>
         <w:rPr>
           <w:szCs w:val="24"/>
         </w:rPr>
-        <w:t>Elasticsearch</w:t>
+        <w:t>El</w:t>
+      </w:r>
+      <w:bookmarkStart w:id="0" w:name="_GoBack"/>
+      <w:bookmarkEnd w:id="0"/>
+      <w:r>
+        <w:rPr>
+          <w:szCs w:val="24"/>
+        </w:rPr>
+        <w:t>asticsearch</w:t>
       </w:r>
       <w:proofErr w:type="spellEnd"/>
       <w:r>
@@ -2305,21 +2277,7 @@
         <w:rPr>
           <w:szCs w:val="24"/>
         </w:rPr>
-        <w:t xml:space="preserve">Improved checkout completion by </w:t>
-      </w:r>
-      <w:r>
-        <w:rPr>
-          <w:b/>
-          <w:bCs/>
-          <w:szCs w:val="24"/>
-        </w:rPr>
-        <w:t>18%</w:t>
-      </w:r>
-      <w:r>
-        <w:rPr>
-          <w:szCs w:val="24"/>
-        </w:rPr>
-        <w:t xml:space="preserve"> by fixing client-side validation gaps, reducing unnecessary form steps, optimizing mobile layouts, and cleaning slow JavaScript execution paths.</w:t>
+        <w:t>Improved checkout completion by fixing client-side validation gaps, reducing unnecessary form steps, optimizing mobile layouts, and cleaning slow JavaScript execution paths.</w:t>
       </w:r>
     </w:p>
     <w:p>
@@ -2745,6 +2703,7 @@
           <w:numId w:val="26"/>
         </w:numPr>
         <w:spacing w:before="100" w:beforeAutospacing="1" w:after="100" w:afterAutospacing="1"/>
+        <w:jc w:val="both"/>
         <w:rPr>
           <w:szCs w:val="24"/>
         </w:rPr>
@@ -2847,6 +2806,7 @@
           <w:numId w:val="26"/>
         </w:numPr>
         <w:spacing w:before="100" w:beforeAutospacing="1" w:after="100" w:afterAutospacing="1"/>
+        <w:jc w:val="both"/>
         <w:rPr>
           <w:szCs w:val="24"/>
         </w:rPr>
@@ -2865,6 +2825,7 @@
           <w:numId w:val="26"/>
         </w:numPr>
         <w:spacing w:before="100" w:beforeAutospacing="1" w:after="100" w:afterAutospacing="1"/>
+        <w:jc w:val="both"/>
         <w:rPr>
           <w:szCs w:val="24"/>
         </w:rPr>
@@ -2897,6 +2858,7 @@
           <w:numId w:val="26"/>
         </w:numPr>
         <w:spacing w:before="100" w:beforeAutospacing="1" w:after="100" w:afterAutospacing="1"/>
+        <w:jc w:val="both"/>
         <w:rPr>
           <w:szCs w:val="24"/>
         </w:rPr>
@@ -2915,6 +2877,7 @@
           <w:numId w:val="26"/>
         </w:numPr>
         <w:spacing w:before="100" w:beforeAutospacing="1" w:after="100" w:afterAutospacing="1"/>
+        <w:jc w:val="both"/>
         <w:rPr>
           <w:szCs w:val="24"/>
         </w:rPr>
@@ -2933,6 +2896,7 @@
           <w:numId w:val="26"/>
         </w:numPr>
         <w:spacing w:before="100" w:beforeAutospacing="1" w:after="100" w:afterAutospacing="1"/>
+        <w:jc w:val="both"/>
         <w:rPr>
           <w:szCs w:val="24"/>
         </w:rPr>
@@ -2951,6 +2915,7 @@
           <w:numId w:val="26"/>
         </w:numPr>
         <w:spacing w:before="100" w:beforeAutospacing="1" w:after="100" w:afterAutospacing="1"/>
+        <w:jc w:val="both"/>
         <w:rPr>
           <w:szCs w:val="24"/>
         </w:rPr>
@@ -2969,6 +2934,7 @@
           <w:numId w:val="26"/>
         </w:numPr>
         <w:spacing w:before="100" w:beforeAutospacing="1" w:after="100" w:afterAutospacing="1"/>
+        <w:jc w:val="both"/>
         <w:rPr>
           <w:szCs w:val="24"/>
         </w:rPr>
@@ -2987,6 +2953,7 @@
           <w:numId w:val="26"/>
         </w:numPr>
         <w:spacing w:before="100" w:beforeAutospacing="1" w:after="100" w:afterAutospacing="1"/>
+        <w:jc w:val="both"/>
         <w:rPr>
           <w:szCs w:val="24"/>
         </w:rPr>

--- a/Rodrigo/AI Full Stack Resume/Rodrigo Fernandez.docx
+++ b/Rodrigo/AI Full Stack Resume/Rodrigo Fernandez.docx
@@ -103,6 +103,11 @@
           <w:szCs w:val="24"/>
         </w:rPr>
         <w:br/>
+      </w:r>
+      <w:r>
+        <w:rPr>
+          <w:szCs w:val="24"/>
+        </w:rPr>
         <w:t xml:space="preserve">Katy, Texas </w:t>
       </w:r>
       <w:r>
@@ -115,13 +120,19 @@
         <w:rPr>
           <w:szCs w:val="24"/>
         </w:rPr>
-        <w:t>+1 (407) 801-1287</w:t>
-      </w:r>
-      <w:r>
-        <w:rPr>
-          <w:szCs w:val="24"/>
-        </w:rPr>
-        <w:t xml:space="preserve"> | </w:t>
+        <w:t>+</w:t>
+      </w:r>
+      <w:r>
+        <w:rPr>
+          <w:szCs w:val="24"/>
+        </w:rPr>
+        <w:t>1 (430) 279-2231</w:t>
+      </w:r>
+      <w:r>
+        <w:rPr>
+          <w:szCs w:val="24"/>
+        </w:rPr>
+        <w:t xml:space="preserve">| </w:t>
       </w:r>
       <w:r>
         <w:rPr>
@@ -133,7 +144,7 @@
         <w:rPr>
           <w:szCs w:val="24"/>
         </w:rPr>
-        <w:t xml:space="preserve"> | </w:t>
+        <w:t xml:space="preserve">| </w:t>
       </w:r>
       <w:r>
         <w:rPr>
@@ -289,7 +300,15 @@
         <w:rPr>
           <w:rStyle w:val="Strong"/>
         </w:rPr>
-        <w:t>LangChain</w:t>
+        <w:t>Lang</w:t>
+      </w:r>
+      <w:bookmarkStart w:id="0" w:name="_GoBack"/>
+      <w:bookmarkEnd w:id="0"/>
+      <w:r>
+        <w:rPr>
+          <w:rStyle w:val="Strong"/>
+        </w:rPr>
+        <w:t>Chain</w:t>
       </w:r>
       <w:proofErr w:type="spellEnd"/>
       <w:r>
@@ -1399,21 +1418,7 @@
         <w:rPr>
           <w:szCs w:val="24"/>
         </w:rPr>
-        <w:t xml:space="preserve"> services, improving </w:t>
-      </w:r>
-      <w:proofErr w:type="gramStart"/>
-      <w:r>
-        <w:rPr>
-          <w:szCs w:val="24"/>
-        </w:rPr>
-        <w:t>maintainability</w:t>
-      </w:r>
-      <w:proofErr w:type="gramEnd"/>
-      <w:r>
-        <w:rPr>
-          <w:szCs w:val="24"/>
-        </w:rPr>
-        <w:t xml:space="preserve"> and reducing production error rates.</w:t>
+        <w:t xml:space="preserve"> services, improving maintainability and reducing production error rates.</w:t>
       </w:r>
     </w:p>
     <w:p>
@@ -1789,15 +1794,7 @@
         <w:rPr>
           <w:szCs w:val="24"/>
         </w:rPr>
-        <w:t>El</w:t>
-      </w:r>
-      <w:bookmarkStart w:id="0" w:name="_GoBack"/>
-      <w:bookmarkEnd w:id="0"/>
-      <w:r>
-        <w:rPr>
-          <w:szCs w:val="24"/>
-        </w:rPr>
-        <w:t>asticsearch</w:t>
+        <w:t>Elasticsearch</w:t>
       </w:r>
       <w:proofErr w:type="spellEnd"/>
       <w:r>
